--- a/assets/documentos/fpj8-plantilla.docx
+++ b/assets/documentos/fpj8-plantilla.docx
@@ -722,28 +722,32 @@
               </w:tblBorders>
             </w:tblPr>
             <w:tblGrid>
-              <w:gridCol w:w="535"/>
-              <w:gridCol w:w="535"/>
-              <w:gridCol w:w="535"/>
-              <w:gridCol w:w="535"/>
-              <w:gridCol w:w="535"/>
-              <w:gridCol w:w="535"/>
-              <w:gridCol w:w="535"/>
-              <w:gridCol w:w="535"/>
-              <w:gridCol w:w="535"/>
-              <w:gridCol w:w="535"/>
-              <w:gridCol w:w="535"/>
-              <w:gridCol w:w="535"/>
-              <w:gridCol w:w="535"/>
-              <w:gridCol w:w="535"/>
-              <w:gridCol w:w="535"/>
-              <w:gridCol w:w="535"/>
-              <w:gridCol w:w="535"/>
+              <w:gridCol w:w="328"/>
+              <w:gridCol w:w="328"/>
+              <w:gridCol w:w="328"/>
+              <w:gridCol w:w="328"/>
+              <w:gridCol w:w="328"/>
+              <w:gridCol w:w="328"/>
+              <w:gridCol w:w="328"/>
+              <w:gridCol w:w="328"/>
+              <w:gridCol w:w="328"/>
+              <w:gridCol w:w="328"/>
+              <w:gridCol w:w="328"/>
+              <w:gridCol w:w="328"/>
+              <w:gridCol w:w="328"/>
+              <w:gridCol w:w="328"/>
+              <w:gridCol w:w="328"/>
+              <w:gridCol w:w="328"/>
+              <w:gridCol w:w="328"/>
+              <w:gridCol w:w="328"/>
+              <w:gridCol w:w="328"/>
+              <w:gridCol w:w="328"/>
+              <w:gridCol w:w="328"/>
             </w:tblGrid>
             <w:tr>
               <w:tc>
                 <w:tcPr>
-                  <w:tcW w:type="dxa" w:w="535"/>
+                  <w:tcW w:type="dxa" w:w="328"/>
                   <w:gridSpan w:val="1"/>
                   <w:tcBorders>
                     <w:top w:val="single" w:color="000000" w:sz="4"/>
@@ -778,7 +782,7 @@
               </w:tc>
               <w:tc>
                 <w:tcPr>
-                  <w:tcW w:type="dxa" w:w="535"/>
+                  <w:tcW w:type="dxa" w:w="328"/>
                   <w:gridSpan w:val="1"/>
                   <w:tcBorders>
                     <w:top w:val="single" w:color="000000" w:sz="4"/>
@@ -813,7 +817,7 @@
               </w:tc>
               <w:tc>
                 <w:tcPr>
-                  <w:tcW w:type="dxa" w:w="535"/>
+                  <w:tcW w:type="dxa" w:w="328"/>
                   <w:gridSpan w:val="1"/>
                   <w:tcBorders>
                     <w:top w:val="single" w:color="000000" w:sz="4"/>
@@ -848,7 +852,7 @@
               </w:tc>
               <w:tc>
                 <w:tcPr>
-                  <w:tcW w:type="dxa" w:w="535"/>
+                  <w:tcW w:type="dxa" w:w="328"/>
                   <w:gridSpan w:val="1"/>
                   <w:tcBorders>
                     <w:top w:val="single" w:color="000000" w:sz="4"/>
@@ -883,7 +887,7 @@
               </w:tc>
               <w:tc>
                 <w:tcPr>
-                  <w:tcW w:type="dxa" w:w="535"/>
+                  <w:tcW w:type="dxa" w:w="328"/>
                   <w:gridSpan w:val="1"/>
                   <w:tcBorders>
                     <w:top w:val="single" w:color="000000" w:sz="4"/>
@@ -918,7 +922,7 @@
               </w:tc>
               <w:tc>
                 <w:tcPr>
-                  <w:tcW w:type="dxa" w:w="535"/>
+                  <w:tcW w:type="dxa" w:w="328"/>
                   <w:gridSpan w:val="1"/>
                   <w:tcBorders>
                     <w:top w:val="single" w:color="000000" w:sz="4"/>
@@ -953,7 +957,7 @@
               </w:tc>
               <w:tc>
                 <w:tcPr>
-                  <w:tcW w:type="dxa" w:w="535"/>
+                  <w:tcW w:type="dxa" w:w="328"/>
                   <w:gridSpan w:val="1"/>
                   <w:tcBorders>
                     <w:top w:val="single" w:color="000000" w:sz="4"/>
@@ -988,7 +992,7 @@
               </w:tc>
               <w:tc>
                 <w:tcPr>
-                  <w:tcW w:type="dxa" w:w="535"/>
+                  <w:tcW w:type="dxa" w:w="328"/>
                   <w:gridSpan w:val="1"/>
                   <w:tcBorders>
                     <w:top w:val="single" w:color="000000" w:sz="4"/>
@@ -1023,7 +1027,7 @@
               </w:tc>
               <w:tc>
                 <w:tcPr>
-                  <w:tcW w:type="dxa" w:w="535"/>
+                  <w:tcW w:type="dxa" w:w="328"/>
                   <w:gridSpan w:val="1"/>
                   <w:tcBorders>
                     <w:top w:val="single" w:color="000000" w:sz="4"/>
@@ -1058,7 +1062,7 @@
               </w:tc>
               <w:tc>
                 <w:tcPr>
-                  <w:tcW w:type="dxa" w:w="535"/>
+                  <w:tcW w:type="dxa" w:w="328"/>
                   <w:gridSpan w:val="1"/>
                   <w:tcBorders>
                     <w:top w:val="single" w:color="000000" w:sz="4"/>
@@ -1093,7 +1097,7 @@
               </w:tc>
               <w:tc>
                 <w:tcPr>
-                  <w:tcW w:type="dxa" w:w="535"/>
+                  <w:tcW w:type="dxa" w:w="328"/>
                   <w:gridSpan w:val="1"/>
                   <w:tcBorders>
                     <w:top w:val="single" w:color="000000" w:sz="4"/>
@@ -1128,7 +1132,7 @@
               </w:tc>
               <w:tc>
                 <w:tcPr>
-                  <w:tcW w:type="dxa" w:w="535"/>
+                  <w:tcW w:type="dxa" w:w="328"/>
                   <w:gridSpan w:val="1"/>
                   <w:tcBorders>
                     <w:top w:val="single" w:color="000000" w:sz="4"/>
@@ -1163,7 +1167,7 @@
               </w:tc>
               <w:tc>
                 <w:tcPr>
-                  <w:tcW w:type="dxa" w:w="535"/>
+                  <w:tcW w:type="dxa" w:w="328"/>
                   <w:gridSpan w:val="1"/>
                   <w:tcBorders>
                     <w:top w:val="single" w:color="000000" w:sz="4"/>
@@ -1198,7 +1202,7 @@
               </w:tc>
               <w:tc>
                 <w:tcPr>
-                  <w:tcW w:type="dxa" w:w="535"/>
+                  <w:tcW w:type="dxa" w:w="328"/>
                   <w:gridSpan w:val="1"/>
                   <w:tcBorders>
                     <w:top w:val="single" w:color="000000" w:sz="4"/>
@@ -1233,7 +1237,7 @@
               </w:tc>
               <w:tc>
                 <w:tcPr>
-                  <w:tcW w:type="dxa" w:w="535"/>
+                  <w:tcW w:type="dxa" w:w="328"/>
                   <w:gridSpan w:val="1"/>
                   <w:tcBorders>
                     <w:top w:val="single" w:color="000000" w:sz="4"/>
@@ -1268,7 +1272,7 @@
               </w:tc>
               <w:tc>
                 <w:tcPr>
-                  <w:tcW w:type="dxa" w:w="535"/>
+                  <w:tcW w:type="dxa" w:w="328"/>
                   <w:gridSpan w:val="1"/>
                   <w:tcBorders>
                     <w:top w:val="single" w:color="000000" w:sz="4"/>
@@ -1303,7 +1307,7 @@
               </w:tc>
               <w:tc>
                 <w:tcPr>
-                  <w:tcW w:type="dxa" w:w="535"/>
+                  <w:tcW w:type="dxa" w:w="328"/>
                   <w:gridSpan w:val="1"/>
                   <w:tcBorders>
                     <w:top w:val="single" w:color="000000" w:sz="4"/>
@@ -1333,6 +1337,352 @@
                       <w:szCs w:val="16"/>
                     </w:rPr>
                     <w:t xml:space="preserve"/>
+                  </w:r>
+                </w:p>
+              </w:tc>
+              <w:tc>
+                <w:tcPr>
+                  <w:tcW w:type="dxa" w:w="328"/>
+                  <w:gridSpan w:val="1"/>
+                  <w:tcBorders>
+                    <w:top w:val="single" w:color="000000" w:sz="4"/>
+                    <w:left w:val="single" w:color="000000" w:sz="4"/>
+                    <w:bottom w:val="single" w:color="000000" w:sz="4"/>
+                    <w:right w:val="single" w:color="000000" w:sz="4"/>
+                  </w:tcBorders>
+                  <w:tcMar>
+                    <w:top w:type="dxa" w:w="15"/>
+                    <w:left w:type="dxa" w:w="5"/>
+                    <w:bottom w:type="dxa" w:w="15"/>
+                    <w:right w:type="dxa" w:w="5"/>
+                  </w:tcMar>
+                  <w:vAlign w:val="center"/>
+                </w:tcPr>
+                <w:p>
+                  <w:pPr>
+                    <w:spacing w:after="10" w:before="10"/>
+                    <w:jc w:val="center"/>
+                  </w:pPr>
+                  <w:r>
+                    <w:rPr>
+                      <w:rFonts w:ascii="Arial" w:cs="Arial" w:eastAsia="Arial" w:hAnsi="Arial"/>
+                      <w:b w:val="false"/>
+                      <w:bCs w:val="false"/>
+                      <w:sz w:val="16"/>
+                      <w:szCs w:val="16"/>
+                    </w:rPr>
+                    <w:t xml:space="preserve"/>
+                  </w:r>
+                </w:p>
+              </w:tc>
+              <w:tc>
+                <w:tcPr>
+                  <w:tcW w:type="dxa" w:w="328"/>
+                  <w:gridSpan w:val="1"/>
+                  <w:tcBorders>
+                    <w:top w:val="single" w:color="000000" w:sz="4"/>
+                    <w:left w:val="single" w:color="000000" w:sz="4"/>
+                    <w:bottom w:val="single" w:color="000000" w:sz="4"/>
+                    <w:right w:val="single" w:color="000000" w:sz="4"/>
+                  </w:tcBorders>
+                  <w:tcMar>
+                    <w:top w:type="dxa" w:w="15"/>
+                    <w:left w:type="dxa" w:w="5"/>
+                    <w:bottom w:type="dxa" w:w="15"/>
+                    <w:right w:type="dxa" w:w="5"/>
+                  </w:tcMar>
+                  <w:vAlign w:val="center"/>
+                </w:tcPr>
+                <w:p>
+                  <w:pPr>
+                    <w:spacing w:after="10" w:before="10"/>
+                    <w:jc w:val="center"/>
+                  </w:pPr>
+                  <w:r>
+                    <w:rPr>
+                      <w:rFonts w:ascii="Arial" w:cs="Arial" w:eastAsia="Arial" w:hAnsi="Arial"/>
+                      <w:b w:val="false"/>
+                      <w:bCs w:val="false"/>
+                      <w:sz w:val="16"/>
+                      <w:szCs w:val="16"/>
+                    </w:rPr>
+                    <w:t xml:space="preserve"/>
+                  </w:r>
+                </w:p>
+              </w:tc>
+              <w:tc>
+                <w:tcPr>
+                  <w:tcW w:type="dxa" w:w="328"/>
+                  <w:gridSpan w:val="1"/>
+                  <w:tcBorders>
+                    <w:top w:val="single" w:color="000000" w:sz="4"/>
+                    <w:left w:val="single" w:color="000000" w:sz="4"/>
+                    <w:bottom w:val="single" w:color="000000" w:sz="4"/>
+                    <w:right w:val="single" w:color="000000" w:sz="4"/>
+                  </w:tcBorders>
+                  <w:tcMar>
+                    <w:top w:type="dxa" w:w="15"/>
+                    <w:left w:type="dxa" w:w="5"/>
+                    <w:bottom w:type="dxa" w:w="15"/>
+                    <w:right w:type="dxa" w:w="5"/>
+                  </w:tcMar>
+                  <w:vAlign w:val="center"/>
+                </w:tcPr>
+                <w:p>
+                  <w:pPr>
+                    <w:spacing w:after="10" w:before="10"/>
+                    <w:jc w:val="center"/>
+                  </w:pPr>
+                  <w:r>
+                    <w:rPr>
+                      <w:rFonts w:ascii="Arial" w:cs="Arial" w:eastAsia="Arial" w:hAnsi="Arial"/>
+                      <w:b w:val="false"/>
+                      <w:bCs w:val="false"/>
+                      <w:sz w:val="16"/>
+                      <w:szCs w:val="16"/>
+                    </w:rPr>
+                    <w:t xml:space="preserve"/>
+                  </w:r>
+                </w:p>
+              </w:tc>
+              <w:tc>
+                <w:tcPr>
+                  <w:tcW w:type="dxa" w:w="328"/>
+                  <w:gridSpan w:val="1"/>
+                  <w:tcBorders>
+                    <w:top w:val="single" w:color="000000" w:sz="4"/>
+                    <w:left w:val="single" w:color="000000" w:sz="4"/>
+                    <w:bottom w:val="single" w:color="000000" w:sz="4"/>
+                    <w:right w:val="single" w:color="000000" w:sz="4"/>
+                  </w:tcBorders>
+                  <w:tcMar>
+                    <w:top w:type="dxa" w:w="15"/>
+                    <w:left w:type="dxa" w:w="5"/>
+                    <w:bottom w:type="dxa" w:w="15"/>
+                    <w:right w:type="dxa" w:w="5"/>
+                  </w:tcMar>
+                  <w:vAlign w:val="center"/>
+                </w:tcPr>
+                <w:p>
+                  <w:pPr>
+                    <w:spacing w:after="10" w:before="10"/>
+                    <w:jc w:val="center"/>
+                  </w:pPr>
+                  <w:r>
+                    <w:rPr>
+                      <w:rFonts w:ascii="Arial" w:cs="Arial" w:eastAsia="Arial" w:hAnsi="Arial"/>
+                      <w:b w:val="false"/>
+                      <w:bCs w:val="false"/>
+                      <w:sz w:val="16"/>
+                      <w:szCs w:val="16"/>
+                    </w:rPr>
+                    <w:t xml:space="preserve"/>
+                  </w:r>
+                </w:p>
+              </w:tc>
+            </w:tr>
+            <w:tr>
+              <w:tc>
+                <w:tcPr>
+                  <w:tcW w:type="dxa" w:w="656"/>
+                  <w:gridSpan w:val="2"/>
+                  <w:tcBorders>
+                    <w:top w:val="single" w:color="000000" w:sz="4"/>
+                    <w:left w:val="single" w:color="000000" w:sz="4"/>
+                    <w:bottom w:val="single" w:color="000000" w:sz="4"/>
+                    <w:right w:val="single" w:color="000000" w:sz="4"/>
+                  </w:tcBorders>
+                  <w:tcMar>
+                    <w:top w:type="dxa" w:w="15"/>
+                    <w:left w:type="dxa" w:w="5"/>
+                    <w:bottom w:type="dxa" w:w="15"/>
+                    <w:right w:type="dxa" w:w="5"/>
+                  </w:tcMar>
+                  <w:vAlign w:val="center"/>
+                </w:tcPr>
+                <w:p>
+                  <w:pPr>
+                    <w:spacing w:after="10" w:before="10"/>
+                    <w:jc w:val="center"/>
+                  </w:pPr>
+                  <w:r>
+                    <w:rPr>
+                      <w:rFonts w:ascii="Arial" w:cs="Arial" w:eastAsia="Arial" w:hAnsi="Arial"/>
+                      <w:b w:val="false"/>
+                      <w:sz w:val="10"/>
+                      <w:szCs w:val="10"/>
+                    </w:rPr>
+                    <w:t xml:space="preserve">DPTO</w:t>
+                  </w:r>
+                </w:p>
+              </w:tc>
+              <w:tc>
+                <w:tcPr>
+                  <w:tcW w:type="dxa" w:w="984"/>
+                  <w:gridSpan w:val="3"/>
+                  <w:tcBorders>
+                    <w:top w:val="single" w:color="000000" w:sz="4"/>
+                    <w:left w:val="single" w:color="000000" w:sz="4"/>
+                    <w:bottom w:val="single" w:color="000000" w:sz="4"/>
+                    <w:right w:val="single" w:color="000000" w:sz="4"/>
+                  </w:tcBorders>
+                  <w:tcMar>
+                    <w:top w:type="dxa" w:w="15"/>
+                    <w:left w:type="dxa" w:w="5"/>
+                    <w:bottom w:type="dxa" w:w="15"/>
+                    <w:right w:type="dxa" w:w="5"/>
+                  </w:tcMar>
+                  <w:vAlign w:val="center"/>
+                </w:tcPr>
+                <w:p>
+                  <w:pPr>
+                    <w:spacing w:after="10" w:before="10"/>
+                    <w:jc w:val="center"/>
+                  </w:pPr>
+                  <w:r>
+                    <w:rPr>
+                      <w:rFonts w:ascii="Arial" w:cs="Arial" w:eastAsia="Arial" w:hAnsi="Arial"/>
+                      <w:b w:val="false"/>
+                      <w:sz w:val="10"/>
+                      <w:szCs w:val="10"/>
+                    </w:rPr>
+                    <w:t xml:space="preserve">MUNICIPIO</w:t>
+                  </w:r>
+                </w:p>
+              </w:tc>
+              <w:tc>
+                <w:tcPr>
+                  <w:tcW w:type="dxa" w:w="656"/>
+                  <w:gridSpan w:val="2"/>
+                  <w:tcBorders>
+                    <w:top w:val="single" w:color="000000" w:sz="4"/>
+                    <w:left w:val="single" w:color="000000" w:sz="4"/>
+                    <w:bottom w:val="single" w:color="000000" w:sz="4"/>
+                    <w:right w:val="single" w:color="000000" w:sz="4"/>
+                  </w:tcBorders>
+                  <w:tcMar>
+                    <w:top w:type="dxa" w:w="15"/>
+                    <w:left w:type="dxa" w:w="5"/>
+                    <w:bottom w:type="dxa" w:w="15"/>
+                    <w:right w:type="dxa" w:w="5"/>
+                  </w:tcMar>
+                  <w:vAlign w:val="center"/>
+                </w:tcPr>
+                <w:p>
+                  <w:pPr>
+                    <w:spacing w:after="10" w:before="10"/>
+                    <w:jc w:val="center"/>
+                  </w:pPr>
+                  <w:r>
+                    <w:rPr>
+                      <w:rFonts w:ascii="Arial" w:cs="Arial" w:eastAsia="Arial" w:hAnsi="Arial"/>
+                      <w:b w:val="false"/>
+                      <w:sz w:val="10"/>
+                      <w:szCs w:val="10"/>
+                    </w:rPr>
+                    <w:t xml:space="preserve">ENTIDAD</w:t>
+                  </w:r>
+                </w:p>
+              </w:tc>
+              <w:tc>
+                <w:tcPr>
+                  <w:tcW w:type="dxa" w:w="1640"/>
+                  <w:gridSpan w:val="5"/>
+                  <w:tcBorders>
+                    <w:top w:val="single" w:color="000000" w:sz="4"/>
+                    <w:left w:val="single" w:color="000000" w:sz="4"/>
+                    <w:bottom w:val="single" w:color="000000" w:sz="4"/>
+                    <w:right w:val="single" w:color="000000" w:sz="4"/>
+                  </w:tcBorders>
+                  <w:tcMar>
+                    <w:top w:type="dxa" w:w="15"/>
+                    <w:left w:type="dxa" w:w="5"/>
+                    <w:bottom w:type="dxa" w:w="15"/>
+                    <w:right w:type="dxa" w:w="5"/>
+                  </w:tcMar>
+                  <w:vAlign w:val="center"/>
+                </w:tcPr>
+                <w:p>
+                  <w:pPr>
+                    <w:spacing w:after="10" w:before="10"/>
+                    <w:jc w:val="center"/>
+                  </w:pPr>
+                  <w:r>
+                    <w:rPr>
+                      <w:rFonts w:ascii="Arial" w:cs="Arial" w:eastAsia="Arial" w:hAnsi="Arial"/>
+                      <w:b w:val="false"/>
+                      <w:sz w:val="10"/>
+                      <w:szCs w:val="10"/>
+                    </w:rPr>
+                    <w:t xml:space="preserve">UNIDAD</w:t>
+                  </w:r>
+                </w:p>
+              </w:tc>
+              <w:tc>
+                <w:tcPr>
+                  <w:tcW w:type="dxa" w:w="1312"/>
+                  <w:gridSpan w:val="4"/>
+                  <w:tcBorders>
+                    <w:top w:val="single" w:color="000000" w:sz="4"/>
+                    <w:left w:val="single" w:color="000000" w:sz="4"/>
+                    <w:bottom w:val="single" w:color="000000" w:sz="4"/>
+                    <w:right w:val="single" w:color="000000" w:sz="4"/>
+                  </w:tcBorders>
+                  <w:tcMar>
+                    <w:top w:type="dxa" w:w="15"/>
+                    <w:left w:type="dxa" w:w="5"/>
+                    <w:bottom w:type="dxa" w:w="15"/>
+                    <w:right w:type="dxa" w:w="5"/>
+                  </w:tcMar>
+                  <w:vAlign w:val="center"/>
+                </w:tcPr>
+                <w:p>
+                  <w:pPr>
+                    <w:spacing w:after="10" w:before="10"/>
+                    <w:jc w:val="center"/>
+                  </w:pPr>
+                  <w:r>
+                    <w:rPr>
+                      <w:rFonts w:ascii="Arial" w:cs="Arial" w:eastAsia="Arial" w:hAnsi="Arial"/>
+                      <w:b w:val="false"/>
+                      <w:sz w:val="10"/>
+                      <w:szCs w:val="10"/>
+                    </w:rPr>
+                    <w:t xml:space="preserve">AÑO</w:t>
+                  </w:r>
+                </w:p>
+              </w:tc>
+              <w:tc>
+                <w:tcPr>
+                  <w:tcW w:type="dxa" w:w="1640"/>
+                  <w:gridSpan w:val="5"/>
+                  <w:tcBorders>
+                    <w:top w:val="single" w:color="000000" w:sz="4"/>
+                    <w:left w:val="single" w:color="000000" w:sz="4"/>
+                    <w:bottom w:val="single" w:color="000000" w:sz="4"/>
+                    <w:right w:val="single" w:color="000000" w:sz="4"/>
+                  </w:tcBorders>
+                  <w:tcMar>
+                    <w:top w:type="dxa" w:w="15"/>
+                    <w:left w:type="dxa" w:w="5"/>
+                    <w:bottom w:type="dxa" w:w="15"/>
+                    <w:right w:type="dxa" w:w="5"/>
+                  </w:tcMar>
+                  <w:vAlign w:val="center"/>
+                </w:tcPr>
+                <w:p>
+                  <w:pPr>
+                    <w:spacing w:after="10" w:before="10"/>
+                    <w:jc w:val="center"/>
+                  </w:pPr>
+                  <w:r>
+                    <w:rPr>
+                      <w:rFonts w:ascii="Arial" w:cs="Arial" w:eastAsia="Arial" w:hAnsi="Arial"/>
+                      <w:b w:val="false"/>
+                      <w:sz w:val="10"/>
+                      <w:szCs w:val="10"/>
+                    </w:rPr>
+                    <w:t xml:space="preserve">CONSECUTIVO</w:t>
                   </w:r>
                 </w:p>
               </w:tc>
@@ -1351,7 +1701,7 @@
                 <w:sz w:val="16"/>
                 <w:szCs w:val="16"/>
               </w:rPr>
-              <w:t xml:space="preserve">DPTO      MUNICIPIO      ENTIDAD      UNIDAD      AÑO      CONSECUTIVO</w:t>
+              <w:t xml:space="preserve"/>
             </w:r>
           </w:p>
         </w:tc>
